--- a/anexos/ANEXO_H_Diario_incidentes.docx
+++ b/anexos/ANEXO_H_Diario_incidentes.docx
@@ -45,7 +45,7 @@
           <w:color w:val="000000"/>
           <w:sz w:val="21"/>
         </w:rPr>
-        <w:t>El formato que decide pleitos. Una entrada por episodio, escrita el mismo día, con hechos y no adjetivos. Guárdalo en un cuaderno fechado o en un archivo con metadatos, y haz referencia a los documentos que lo respaldan. La versión Word editable se descarga desde el QR.</w:t>
+        <w:t>El formato que decide pleitos. Una entrada por episodio, escrita el mismo día, con hechos y no adjetivos. Guárdalo en un cuaderno fechado o en un archivo con metadatos, y haz referencia a los documentos que lo respaldan. La plantilla editable está disponible mediante el enlace al repositorio al final del libro.</w:t>
       </w:r>
     </w:p>
     <w:p>
@@ -73,13 +73,16 @@
         <w:tblLayout w:type="fixed"/>
       </w:tblPr>
       <w:tblGrid>
-        <w:gridCol w:w="3168"/>
-        <w:gridCol w:w="3168"/>
+        <w:gridCol w:w="2313"/>
+        <w:gridCol w:w="4022"/>
       </w:tblGrid>
       <w:tr>
+        <w:trPr>
+          <w:tblHeader/>
+        </w:trPr>
         <w:tc>
           <w:tcPr>
-            <w:tcW w:type="dxa" w:w="3168"/>
+            <w:tcW w:type="dxa" w:w="2313"/>
             <w:shd w:val="clear" w:fill="000000"/>
             <w:tcBorders>
               <w:top w:val="single" w:sz="4" w:color="000000"/>
@@ -90,13 +93,14 @@
             <w:tcMar>
               <w:top w:w="86" w:type="dxa"/>
               <w:bottom w:w="86" w:type="dxa"/>
-              <w:start w:w="144" w:type="dxa"/>
-              <w:end w:w="144" w:type="dxa"/>
+              <w:start w:w="100" w:type="dxa"/>
+              <w:end w:w="100" w:type="dxa"/>
             </w:tcMar>
           </w:tcPr>
           <w:p>
             <w:pPr>
               <w:spacing w:after="0"/>
+              <w:jc w:val="left"/>
             </w:pPr>
             <w:r>
               <w:rPr>
@@ -112,7 +116,7 @@
         </w:tc>
         <w:tc>
           <w:tcPr>
-            <w:tcW w:type="dxa" w:w="3168"/>
+            <w:tcW w:type="dxa" w:w="4022"/>
             <w:shd w:val="clear" w:fill="000000"/>
             <w:tcBorders>
               <w:top w:val="single" w:sz="4" w:color="000000"/>
@@ -123,13 +127,14 @@
             <w:tcMar>
               <w:top w:w="86" w:type="dxa"/>
               <w:bottom w:w="86" w:type="dxa"/>
-              <w:start w:w="144" w:type="dxa"/>
-              <w:end w:w="144" w:type="dxa"/>
+              <w:start w:w="100" w:type="dxa"/>
+              <w:end w:w="100" w:type="dxa"/>
             </w:tcMar>
           </w:tcPr>
           <w:p>
             <w:pPr>
               <w:spacing w:after="0"/>
+              <w:jc w:val="left"/>
             </w:pPr>
             <w:r>
               <w:rPr>
@@ -147,7 +152,7 @@
       <w:tr>
         <w:tc>
           <w:tcPr>
-            <w:tcW w:type="dxa" w:w="3168"/>
+            <w:tcW w:type="dxa" w:w="2313"/>
             <w:tcBorders>
               <w:top w:val="single" w:sz="4" w:color="9A9A9A"/>
               <w:bottom w:val="single" w:sz="4" w:color="9A9A9A"/>
@@ -157,13 +162,14 @@
             <w:tcMar>
               <w:top w:w="86" w:type="dxa"/>
               <w:bottom w:w="86" w:type="dxa"/>
-              <w:start w:w="144" w:type="dxa"/>
-              <w:end w:w="144" w:type="dxa"/>
+              <w:start w:w="100" w:type="dxa"/>
+              <w:end w:w="100" w:type="dxa"/>
             </w:tcMar>
           </w:tcPr>
           <w:p>
             <w:pPr>
               <w:spacing w:after="0"/>
+              <w:jc w:val="left"/>
             </w:pPr>
             <w:r>
               <w:rPr>
@@ -179,7 +185,7 @@
         </w:tc>
         <w:tc>
           <w:tcPr>
-            <w:tcW w:type="dxa" w:w="3168"/>
+            <w:tcW w:type="dxa" w:w="4022"/>
             <w:tcBorders>
               <w:top w:val="single" w:sz="4" w:color="9A9A9A"/>
               <w:bottom w:val="single" w:sz="4" w:color="9A9A9A"/>
@@ -189,13 +195,14 @@
             <w:tcMar>
               <w:top w:w="86" w:type="dxa"/>
               <w:bottom w:w="86" w:type="dxa"/>
-              <w:start w:w="144" w:type="dxa"/>
-              <w:end w:w="144" w:type="dxa"/>
+              <w:start w:w="100" w:type="dxa"/>
+              <w:end w:w="100" w:type="dxa"/>
             </w:tcMar>
           </w:tcPr>
           <w:p>
             <w:pPr>
               <w:spacing w:after="0"/>
+              <w:jc w:val="left"/>
             </w:pPr>
             <w:r>
               <w:rPr>
@@ -213,7 +220,7 @@
       <w:tr>
         <w:tc>
           <w:tcPr>
-            <w:tcW w:type="dxa" w:w="3168"/>
+            <w:tcW w:type="dxa" w:w="2313"/>
             <w:shd w:val="clear" w:fill="F2F2F2"/>
             <w:tcBorders>
               <w:top w:val="single" w:sz="4" w:color="9A9A9A"/>
@@ -224,13 +231,14 @@
             <w:tcMar>
               <w:top w:w="86" w:type="dxa"/>
               <w:bottom w:w="86" w:type="dxa"/>
-              <w:start w:w="144" w:type="dxa"/>
-              <w:end w:w="144" w:type="dxa"/>
+              <w:start w:w="100" w:type="dxa"/>
+              <w:end w:w="100" w:type="dxa"/>
             </w:tcMar>
           </w:tcPr>
           <w:p>
             <w:pPr>
               <w:spacing w:after="0"/>
+              <w:jc w:val="left"/>
             </w:pPr>
             <w:r>
               <w:rPr>
@@ -246,7 +254,7 @@
         </w:tc>
         <w:tc>
           <w:tcPr>
-            <w:tcW w:type="dxa" w:w="3168"/>
+            <w:tcW w:type="dxa" w:w="4022"/>
             <w:shd w:val="clear" w:fill="F2F2F2"/>
             <w:tcBorders>
               <w:top w:val="single" w:sz="4" w:color="9A9A9A"/>
@@ -257,13 +265,14 @@
             <w:tcMar>
               <w:top w:w="86" w:type="dxa"/>
               <w:bottom w:w="86" w:type="dxa"/>
-              <w:start w:w="144" w:type="dxa"/>
-              <w:end w:w="144" w:type="dxa"/>
+              <w:start w:w="100" w:type="dxa"/>
+              <w:end w:w="100" w:type="dxa"/>
             </w:tcMar>
           </w:tcPr>
           <w:p>
             <w:pPr>
               <w:spacing w:after="0"/>
+              <w:jc w:val="left"/>
             </w:pPr>
             <w:r>
               <w:rPr>
@@ -281,7 +290,7 @@
       <w:tr>
         <w:tc>
           <w:tcPr>
-            <w:tcW w:type="dxa" w:w="3168"/>
+            <w:tcW w:type="dxa" w:w="2313"/>
             <w:tcBorders>
               <w:top w:val="single" w:sz="4" w:color="9A9A9A"/>
               <w:bottom w:val="single" w:sz="4" w:color="9A9A9A"/>
@@ -291,13 +300,14 @@
             <w:tcMar>
               <w:top w:w="86" w:type="dxa"/>
               <w:bottom w:w="86" w:type="dxa"/>
-              <w:start w:w="144" w:type="dxa"/>
-              <w:end w:w="144" w:type="dxa"/>
+              <w:start w:w="100" w:type="dxa"/>
+              <w:end w:w="100" w:type="dxa"/>
             </w:tcMar>
           </w:tcPr>
           <w:p>
             <w:pPr>
               <w:spacing w:after="0"/>
+              <w:jc w:val="left"/>
             </w:pPr>
             <w:r>
               <w:rPr>
@@ -313,7 +323,7 @@
         </w:tc>
         <w:tc>
           <w:tcPr>
-            <w:tcW w:type="dxa" w:w="3168"/>
+            <w:tcW w:type="dxa" w:w="4022"/>
             <w:tcBorders>
               <w:top w:val="single" w:sz="4" w:color="9A9A9A"/>
               <w:bottom w:val="single" w:sz="4" w:color="9A9A9A"/>
@@ -323,13 +333,14 @@
             <w:tcMar>
               <w:top w:w="86" w:type="dxa"/>
               <w:bottom w:w="86" w:type="dxa"/>
-              <w:start w:w="144" w:type="dxa"/>
-              <w:end w:w="144" w:type="dxa"/>
+              <w:start w:w="100" w:type="dxa"/>
+              <w:end w:w="100" w:type="dxa"/>
             </w:tcMar>
           </w:tcPr>
           <w:p>
             <w:pPr>
               <w:spacing w:after="0"/>
+              <w:jc w:val="left"/>
             </w:pPr>
             <w:r>
               <w:rPr>
@@ -347,7 +358,7 @@
       <w:tr>
         <w:tc>
           <w:tcPr>
-            <w:tcW w:type="dxa" w:w="3168"/>
+            <w:tcW w:type="dxa" w:w="2313"/>
             <w:shd w:val="clear" w:fill="F2F2F2"/>
             <w:tcBorders>
               <w:top w:val="single" w:sz="4" w:color="9A9A9A"/>
@@ -358,13 +369,14 @@
             <w:tcMar>
               <w:top w:w="86" w:type="dxa"/>
               <w:bottom w:w="86" w:type="dxa"/>
-              <w:start w:w="144" w:type="dxa"/>
-              <w:end w:w="144" w:type="dxa"/>
+              <w:start w:w="100" w:type="dxa"/>
+              <w:end w:w="100" w:type="dxa"/>
             </w:tcMar>
           </w:tcPr>
           <w:p>
             <w:pPr>
               <w:spacing w:after="0"/>
+              <w:jc w:val="left"/>
             </w:pPr>
             <w:r>
               <w:rPr>
@@ -380,7 +392,7 @@
         </w:tc>
         <w:tc>
           <w:tcPr>
-            <w:tcW w:type="dxa" w:w="3168"/>
+            <w:tcW w:type="dxa" w:w="4022"/>
             <w:shd w:val="clear" w:fill="F2F2F2"/>
             <w:tcBorders>
               <w:top w:val="single" w:sz="4" w:color="9A9A9A"/>
@@ -391,13 +403,14 @@
             <w:tcMar>
               <w:top w:w="86" w:type="dxa"/>
               <w:bottom w:w="86" w:type="dxa"/>
-              <w:start w:w="144" w:type="dxa"/>
-              <w:end w:w="144" w:type="dxa"/>
+              <w:start w:w="100" w:type="dxa"/>
+              <w:end w:w="100" w:type="dxa"/>
             </w:tcMar>
           </w:tcPr>
           <w:p>
             <w:pPr>
               <w:spacing w:after="0"/>
+              <w:jc w:val="left"/>
             </w:pPr>
             <w:r>
               <w:rPr>
@@ -415,7 +428,7 @@
       <w:tr>
         <w:tc>
           <w:tcPr>
-            <w:tcW w:type="dxa" w:w="3168"/>
+            <w:tcW w:type="dxa" w:w="2313"/>
             <w:tcBorders>
               <w:top w:val="single" w:sz="4" w:color="9A9A9A"/>
               <w:bottom w:val="single" w:sz="4" w:color="9A9A9A"/>
@@ -425,13 +438,14 @@
             <w:tcMar>
               <w:top w:w="86" w:type="dxa"/>
               <w:bottom w:w="86" w:type="dxa"/>
-              <w:start w:w="144" w:type="dxa"/>
-              <w:end w:w="144" w:type="dxa"/>
+              <w:start w:w="100" w:type="dxa"/>
+              <w:end w:w="100" w:type="dxa"/>
             </w:tcMar>
           </w:tcPr>
           <w:p>
             <w:pPr>
               <w:spacing w:after="0"/>
+              <w:jc w:val="left"/>
             </w:pPr>
             <w:r>
               <w:rPr>
@@ -447,7 +461,7 @@
         </w:tc>
         <w:tc>
           <w:tcPr>
-            <w:tcW w:type="dxa" w:w="3168"/>
+            <w:tcW w:type="dxa" w:w="4022"/>
             <w:tcBorders>
               <w:top w:val="single" w:sz="4" w:color="9A9A9A"/>
               <w:bottom w:val="single" w:sz="4" w:color="9A9A9A"/>
@@ -457,13 +471,14 @@
             <w:tcMar>
               <w:top w:w="86" w:type="dxa"/>
               <w:bottom w:w="86" w:type="dxa"/>
-              <w:start w:w="144" w:type="dxa"/>
-              <w:end w:w="144" w:type="dxa"/>
+              <w:start w:w="100" w:type="dxa"/>
+              <w:end w:w="100" w:type="dxa"/>
             </w:tcMar>
           </w:tcPr>
           <w:p>
             <w:pPr>
               <w:spacing w:after="0"/>
+              <w:jc w:val="left"/>
             </w:pPr>
             <w:r>
               <w:rPr>
@@ -481,7 +496,7 @@
       <w:tr>
         <w:tc>
           <w:tcPr>
-            <w:tcW w:type="dxa" w:w="3168"/>
+            <w:tcW w:type="dxa" w:w="2313"/>
             <w:shd w:val="clear" w:fill="F2F2F2"/>
             <w:tcBorders>
               <w:top w:val="single" w:sz="4" w:color="9A9A9A"/>
@@ -492,13 +507,14 @@
             <w:tcMar>
               <w:top w:w="86" w:type="dxa"/>
               <w:bottom w:w="86" w:type="dxa"/>
-              <w:start w:w="144" w:type="dxa"/>
-              <w:end w:w="144" w:type="dxa"/>
+              <w:start w:w="100" w:type="dxa"/>
+              <w:end w:w="100" w:type="dxa"/>
             </w:tcMar>
           </w:tcPr>
           <w:p>
             <w:pPr>
               <w:spacing w:after="0"/>
+              <w:jc w:val="left"/>
             </w:pPr>
             <w:r>
               <w:rPr>
@@ -514,7 +530,7 @@
         </w:tc>
         <w:tc>
           <w:tcPr>
-            <w:tcW w:type="dxa" w:w="3168"/>
+            <w:tcW w:type="dxa" w:w="4022"/>
             <w:shd w:val="clear" w:fill="F2F2F2"/>
             <w:tcBorders>
               <w:top w:val="single" w:sz="4" w:color="9A9A9A"/>
@@ -525,13 +541,14 @@
             <w:tcMar>
               <w:top w:w="86" w:type="dxa"/>
               <w:bottom w:w="86" w:type="dxa"/>
-              <w:start w:w="144" w:type="dxa"/>
-              <w:end w:w="144" w:type="dxa"/>
+              <w:start w:w="100" w:type="dxa"/>
+              <w:end w:w="100" w:type="dxa"/>
             </w:tcMar>
           </w:tcPr>
           <w:p>
             <w:pPr>
               <w:spacing w:after="0"/>
+              <w:jc w:val="left"/>
             </w:pPr>
             <w:r>
               <w:rPr>
@@ -549,7 +566,7 @@
       <w:tr>
         <w:tc>
           <w:tcPr>
-            <w:tcW w:type="dxa" w:w="3168"/>
+            <w:tcW w:type="dxa" w:w="2313"/>
             <w:tcBorders>
               <w:top w:val="single" w:sz="4" w:color="9A9A9A"/>
               <w:bottom w:val="single" w:sz="4" w:color="9A9A9A"/>
@@ -559,13 +576,14 @@
             <w:tcMar>
               <w:top w:w="86" w:type="dxa"/>
               <w:bottom w:w="86" w:type="dxa"/>
-              <w:start w:w="144" w:type="dxa"/>
-              <w:end w:w="144" w:type="dxa"/>
+              <w:start w:w="100" w:type="dxa"/>
+              <w:end w:w="100" w:type="dxa"/>
             </w:tcMar>
           </w:tcPr>
           <w:p>
             <w:pPr>
               <w:spacing w:after="0"/>
+              <w:jc w:val="left"/>
             </w:pPr>
             <w:r>
               <w:rPr>
@@ -581,7 +599,7 @@
         </w:tc>
         <w:tc>
           <w:tcPr>
-            <w:tcW w:type="dxa" w:w="3168"/>
+            <w:tcW w:type="dxa" w:w="4022"/>
             <w:tcBorders>
               <w:top w:val="single" w:sz="4" w:color="9A9A9A"/>
               <w:bottom w:val="single" w:sz="4" w:color="9A9A9A"/>
@@ -591,13 +609,14 @@
             <w:tcMar>
               <w:top w:w="86" w:type="dxa"/>
               <w:bottom w:w="86" w:type="dxa"/>
-              <w:start w:w="144" w:type="dxa"/>
-              <w:end w:w="144" w:type="dxa"/>
+              <w:start w:w="100" w:type="dxa"/>
+              <w:end w:w="100" w:type="dxa"/>
             </w:tcMar>
           </w:tcPr>
           <w:p>
             <w:pPr>
               <w:spacing w:after="0"/>
+              <w:jc w:val="left"/>
             </w:pPr>
             <w:r>
               <w:rPr>
@@ -615,7 +634,7 @@
       <w:tr>
         <w:tc>
           <w:tcPr>
-            <w:tcW w:type="dxa" w:w="3168"/>
+            <w:tcW w:type="dxa" w:w="2313"/>
             <w:shd w:val="clear" w:fill="F2F2F2"/>
             <w:tcBorders>
               <w:top w:val="single" w:sz="4" w:color="9A9A9A"/>
@@ -626,13 +645,14 @@
             <w:tcMar>
               <w:top w:w="86" w:type="dxa"/>
               <w:bottom w:w="86" w:type="dxa"/>
-              <w:start w:w="144" w:type="dxa"/>
-              <w:end w:w="144" w:type="dxa"/>
+              <w:start w:w="100" w:type="dxa"/>
+              <w:end w:w="100" w:type="dxa"/>
             </w:tcMar>
           </w:tcPr>
           <w:p>
             <w:pPr>
               <w:spacing w:after="0"/>
+              <w:jc w:val="left"/>
             </w:pPr>
             <w:r>
               <w:rPr>
@@ -648,7 +668,7 @@
         </w:tc>
         <w:tc>
           <w:tcPr>
-            <w:tcW w:type="dxa" w:w="3168"/>
+            <w:tcW w:type="dxa" w:w="4022"/>
             <w:shd w:val="clear" w:fill="F2F2F2"/>
             <w:tcBorders>
               <w:top w:val="single" w:sz="4" w:color="9A9A9A"/>
@@ -659,13 +679,14 @@
             <w:tcMar>
               <w:top w:w="86" w:type="dxa"/>
               <w:bottom w:w="86" w:type="dxa"/>
-              <w:start w:w="144" w:type="dxa"/>
-              <w:end w:w="144" w:type="dxa"/>
+              <w:start w:w="100" w:type="dxa"/>
+              <w:end w:w="100" w:type="dxa"/>
             </w:tcMar>
           </w:tcPr>
           <w:p>
             <w:pPr>
               <w:spacing w:after="0"/>
+              <w:jc w:val="left"/>
             </w:pPr>
             <w:r>
               <w:rPr>
@@ -683,7 +704,7 @@
       <w:tr>
         <w:tc>
           <w:tcPr>
-            <w:tcW w:type="dxa" w:w="3168"/>
+            <w:tcW w:type="dxa" w:w="2313"/>
             <w:tcBorders>
               <w:top w:val="single" w:sz="4" w:color="9A9A9A"/>
               <w:bottom w:val="single" w:sz="4" w:color="9A9A9A"/>
@@ -693,13 +714,14 @@
             <w:tcMar>
               <w:top w:w="86" w:type="dxa"/>
               <w:bottom w:w="86" w:type="dxa"/>
-              <w:start w:w="144" w:type="dxa"/>
-              <w:end w:w="144" w:type="dxa"/>
+              <w:start w:w="100" w:type="dxa"/>
+              <w:end w:w="100" w:type="dxa"/>
             </w:tcMar>
           </w:tcPr>
           <w:p>
             <w:pPr>
               <w:spacing w:after="0"/>
+              <w:jc w:val="left"/>
             </w:pPr>
             <w:r>
               <w:rPr>
@@ -715,7 +737,7 @@
         </w:tc>
         <w:tc>
           <w:tcPr>
-            <w:tcW w:type="dxa" w:w="3168"/>
+            <w:tcW w:type="dxa" w:w="4022"/>
             <w:tcBorders>
               <w:top w:val="single" w:sz="4" w:color="9A9A9A"/>
               <w:bottom w:val="single" w:sz="4" w:color="9A9A9A"/>
@@ -725,13 +747,14 @@
             <w:tcMar>
               <w:top w:w="86" w:type="dxa"/>
               <w:bottom w:w="86" w:type="dxa"/>
-              <w:start w:w="144" w:type="dxa"/>
-              <w:end w:w="144" w:type="dxa"/>
+              <w:start w:w="100" w:type="dxa"/>
+              <w:end w:w="100" w:type="dxa"/>
             </w:tcMar>
           </w:tcPr>
           <w:p>
             <w:pPr>
               <w:spacing w:after="0"/>
+              <w:jc w:val="left"/>
             </w:pPr>
             <w:r>
               <w:rPr>
@@ -749,7 +772,7 @@
       <w:tr>
         <w:tc>
           <w:tcPr>
-            <w:tcW w:type="dxa" w:w="3168"/>
+            <w:tcW w:type="dxa" w:w="2313"/>
             <w:shd w:val="clear" w:fill="F2F2F2"/>
             <w:tcBorders>
               <w:top w:val="single" w:sz="4" w:color="9A9A9A"/>
@@ -760,13 +783,14 @@
             <w:tcMar>
               <w:top w:w="86" w:type="dxa"/>
               <w:bottom w:w="86" w:type="dxa"/>
-              <w:start w:w="144" w:type="dxa"/>
-              <w:end w:w="144" w:type="dxa"/>
+              <w:start w:w="100" w:type="dxa"/>
+              <w:end w:w="100" w:type="dxa"/>
             </w:tcMar>
           </w:tcPr>
           <w:p>
             <w:pPr>
               <w:spacing w:after="0"/>
+              <w:jc w:val="left"/>
             </w:pPr>
             <w:r>
               <w:rPr>
@@ -782,7 +806,7 @@
         </w:tc>
         <w:tc>
           <w:tcPr>
-            <w:tcW w:type="dxa" w:w="3168"/>
+            <w:tcW w:type="dxa" w:w="4022"/>
             <w:shd w:val="clear" w:fill="F2F2F2"/>
             <w:tcBorders>
               <w:top w:val="single" w:sz="4" w:color="9A9A9A"/>
@@ -793,13 +817,14 @@
             <w:tcMar>
               <w:top w:w="86" w:type="dxa"/>
               <w:bottom w:w="86" w:type="dxa"/>
-              <w:start w:w="144" w:type="dxa"/>
-              <w:end w:w="144" w:type="dxa"/>
+              <w:start w:w="100" w:type="dxa"/>
+              <w:end w:w="100" w:type="dxa"/>
             </w:tcMar>
           </w:tcPr>
           <w:p>
             <w:pPr>
               <w:spacing w:after="0"/>
+              <w:jc w:val="left"/>
             </w:pPr>
             <w:r>
               <w:rPr>
@@ -915,7 +940,7 @@
           <w:color w:val="000000"/>
           <w:sz w:val="21"/>
         </w:rPr>
-        <w:t xml:space="preserve"> "me dijo que era un inútil delante del equipo" sí; "me humilló como siempre" no.</w:t>
+        <w:t xml:space="preserve"> «me dijo que era un inútil delante del equipo» sí; «me humilló como siempre» no.</w:t>
       </w:r>
     </w:p>
     <w:p>
@@ -1075,7 +1100,7 @@
           <w:color w:val="000000"/>
           <w:sz w:val="21"/>
         </w:rPr>
-        <w:t>Descripción: en la reunión semanal de equipo, tras preguntarme por el informe que entregué el día 12, me dijo: "contigo no se puede contar ni para archivar", y añadió que "ya hablaremos de tu actitud". Respondí que el informe estaba entregado y en plazo. [A] y [B] estaban presentes.</w:t>
+        <w:t>Descripción: en la reunión semanal de equipo, tras preguntarme por el informe que entregué el día 12, me dijo: «contigo no se puede contar ni para archivar», y añadió que «ya hablaremos de tu actitud». Respondí que el informe estaba entregado y en plazo. [A] y [B] estaban presentes.</w:t>
       </w:r>
     </w:p>
     <w:p>
